--- a/Lab4/Investigate STP Loop Prevention.docx
+++ b/Lab4/Investigate STP Loop Prevention.docx
@@ -6,7 +6,7 @@
       <w:pPr>
         <w:pStyle w:val="Heading3"/>
         <w:rPr>
-          <w:rFonts w:ascii="TH Sarabun New" w:hAnsi="TH Sarabun New" w:cs="TH Sarabun New" w:hint="cs"/>
+          <w:rFonts w:ascii="TH Sarabun New" w:hAnsi="TH Sarabun New" w:cs="TH Sarabun New"/>
           <w:szCs w:val="28"/>
         </w:rPr>
       </w:pPr>
@@ -30,7 +30,7 @@
       <w:pPr>
         <w:pStyle w:val="NormalWeb"/>
         <w:rPr>
-          <w:rFonts w:ascii="TH Sarabun New" w:hAnsi="TH Sarabun New" w:cs="TH Sarabun New" w:hint="cs"/>
+          <w:rFonts w:ascii="TH Sarabun New" w:hAnsi="TH Sarabun New" w:cs="TH Sarabun New"/>
           <w:sz w:val="28"/>
           <w:szCs w:val="28"/>
         </w:rPr>
@@ -52,13 +52,64 @@
           <w:szCs w:val="28"/>
         </w:rPr>
         <w:t xml:space="preserve"> Packet Tracer – Investigate STP Loop Prevention</w:t>
+      </w:r>
+      <w:r>
+        <w:rPr>
+          <w:rFonts w:ascii="TH Sarabun New" w:hAnsi="TH Sarabun New" w:cs="TH Sarabun New"/>
+          <w:sz w:val="28"/>
+          <w:szCs w:val="28"/>
+        </w:rPr>
+        <w:br/>
+      </w:r>
+      <w:r>
+        <w:rPr>
+          <w:rFonts w:ascii="TH SarabunPSK" w:hAnsi="TH SarabunPSK" w:cs="TH SarabunPSK"/>
+          <w:noProof/>
+          <w:sz w:val="32"/>
+          <w:szCs w:val="32"/>
+        </w:rPr>
+        <w:drawing>
+          <wp:inline distT="0" distB="0" distL="0" distR="0" wp14:anchorId="24FD5A74" wp14:editId="0671CE2E">
+            <wp:extent cx="5731510" cy="3222625"/>
+            <wp:effectExtent l="0" t="0" r="0" b="3175"/>
+            <wp:docPr id="846280375" name="รูปภาพ 1"/>
+            <wp:cNvGraphicFramePr>
+              <a:graphicFrameLocks xmlns:a="http://schemas.openxmlformats.org/drawingml/2006/main" noChangeAspect="1"/>
+            </wp:cNvGraphicFramePr>
+            <a:graphic xmlns:a="http://schemas.openxmlformats.org/drawingml/2006/main">
+              <a:graphicData uri="http://schemas.openxmlformats.org/drawingml/2006/picture">
+                <pic:pic xmlns:pic="http://schemas.openxmlformats.org/drawingml/2006/picture">
+                  <pic:nvPicPr>
+                    <pic:cNvPr id="846280375" name=""/>
+                    <pic:cNvPicPr/>
+                  </pic:nvPicPr>
+                  <pic:blipFill>
+                    <a:blip r:embed="rId5"/>
+                    <a:stretch>
+                      <a:fillRect/>
+                    </a:stretch>
+                  </pic:blipFill>
+                  <pic:spPr>
+                    <a:xfrm>
+                      <a:off x="0" y="0"/>
+                      <a:ext cx="5731510" cy="3222625"/>
+                    </a:xfrm>
+                    <a:prstGeom prst="rect">
+                      <a:avLst/>
+                    </a:prstGeom>
+                  </pic:spPr>
+                </pic:pic>
+              </a:graphicData>
+            </a:graphic>
+          </wp:inline>
+        </w:drawing>
       </w:r>
     </w:p>
     <w:p>
       <w:pPr>
         <w:pStyle w:val="Heading4"/>
         <w:rPr>
-          <w:rFonts w:ascii="TH Sarabun New" w:hAnsi="TH Sarabun New" w:cs="TH Sarabun New" w:hint="cs"/>
+          <w:rFonts w:ascii="TH Sarabun New" w:hAnsi="TH Sarabun New" w:cs="TH Sarabun New"/>
           <w:sz w:val="28"/>
           <w:szCs w:val="28"/>
         </w:rPr>
@@ -89,7 +140,7 @@
           <w:numId w:val="8"/>
         </w:numPr>
         <w:rPr>
-          <w:rFonts w:ascii="TH Sarabun New" w:hAnsi="TH Sarabun New" w:cs="TH Sarabun New" w:hint="cs"/>
+          <w:rFonts w:ascii="TH Sarabun New" w:hAnsi="TH Sarabun New" w:cs="TH Sarabun New"/>
           <w:sz w:val="28"/>
           <w:szCs w:val="28"/>
         </w:rPr>
@@ -128,7 +179,27 @@
           <w:szCs w:val="28"/>
           <w:cs/>
         </w:rPr>
-        <w:t>เวอร์เจนซ์</w:t>
+        <w:t>เวอร์</w:t>
+      </w:r>
+      <w:proofErr w:type="spellEnd"/>
+      <w:r>
+        <w:rPr>
+          <w:rFonts w:ascii="TH Sarabun New" w:hAnsi="TH Sarabun New" w:cs="TH Sarabun New" w:hint="cs"/>
+          <w:sz w:val="28"/>
+          <w:szCs w:val="28"/>
+          <w:cs/>
+        </w:rPr>
+        <w:t>เจน</w:t>
+      </w:r>
+      <w:proofErr w:type="spellStart"/>
+      <w:r>
+        <w:rPr>
+          <w:rFonts w:ascii="TH Sarabun New" w:hAnsi="TH Sarabun New" w:cs="TH Sarabun New" w:hint="cs"/>
+          <w:sz w:val="28"/>
+          <w:szCs w:val="28"/>
+          <w:cs/>
+        </w:rPr>
+        <w:t>ซ์</w:t>
       </w:r>
       <w:proofErr w:type="spellEnd"/>
       <w:r>
@@ -174,7 +245,7 @@
           <w:numId w:val="8"/>
         </w:numPr>
         <w:rPr>
-          <w:rFonts w:ascii="TH Sarabun New" w:hAnsi="TH Sarabun New" w:cs="TH Sarabun New" w:hint="cs"/>
+          <w:rFonts w:ascii="TH Sarabun New" w:hAnsi="TH Sarabun New" w:cs="TH Sarabun New"/>
           <w:sz w:val="28"/>
           <w:szCs w:val="28"/>
         </w:rPr>
@@ -205,7 +276,7 @@
           <w:numId w:val="8"/>
         </w:numPr>
         <w:rPr>
-          <w:rFonts w:ascii="TH Sarabun New" w:hAnsi="TH Sarabun New" w:cs="TH Sarabun New" w:hint="cs"/>
+          <w:rFonts w:ascii="TH Sarabun New" w:hAnsi="TH Sarabun New" w:cs="TH Sarabun New"/>
           <w:sz w:val="28"/>
           <w:szCs w:val="28"/>
         </w:rPr>
@@ -275,7 +346,7 @@
       <w:pPr>
         <w:pStyle w:val="Heading4"/>
         <w:rPr>
-          <w:rFonts w:ascii="TH Sarabun New" w:hAnsi="TH Sarabun New" w:cs="TH Sarabun New" w:hint="cs"/>
+          <w:rFonts w:ascii="TH Sarabun New" w:hAnsi="TH Sarabun New" w:cs="TH Sarabun New"/>
           <w:sz w:val="28"/>
           <w:szCs w:val="28"/>
         </w:rPr>
@@ -302,7 +373,7 @@
       <w:pPr>
         <w:pStyle w:val="NormalWeb"/>
         <w:rPr>
-          <w:rFonts w:ascii="TH Sarabun New" w:hAnsi="TH Sarabun New" w:cs="TH Sarabun New" w:hint="cs"/>
+          <w:rFonts w:ascii="TH Sarabun New" w:hAnsi="TH Sarabun New" w:cs="TH Sarabun New"/>
           <w:sz w:val="28"/>
           <w:szCs w:val="28"/>
         </w:rPr>
@@ -363,17 +434,18 @@
       <w:pPr>
         <w:pStyle w:val="Heading4"/>
         <w:rPr>
-          <w:rFonts w:ascii="TH Sarabun New" w:hAnsi="TH Sarabun New" w:cs="TH Sarabun New" w:hint="cs"/>
-          <w:sz w:val="28"/>
-          <w:szCs w:val="28"/>
-        </w:rPr>
-      </w:pPr>
-      <w:r>
-        <w:rPr>
-          <w:rFonts w:ascii="TH Sarabun New" w:hAnsi="TH Sarabun New" w:cs="TH Sarabun New" w:hint="cs"/>
-          <w:sz w:val="28"/>
-          <w:szCs w:val="28"/>
-        </w:rPr>
+          <w:rFonts w:ascii="TH Sarabun New" w:hAnsi="TH Sarabun New" w:cs="TH Sarabun New"/>
+          <w:sz w:val="28"/>
+          <w:szCs w:val="28"/>
+        </w:rPr>
+      </w:pPr>
+      <w:r>
+        <w:rPr>
+          <w:rFonts w:ascii="TH Sarabun New" w:hAnsi="TH Sarabun New" w:cs="TH Sarabun New" w:hint="cs"/>
+          <w:sz w:val="28"/>
+          <w:szCs w:val="28"/>
+        </w:rPr>
+        <w:lastRenderedPageBreak/>
         <w:t xml:space="preserve">3. </w:t>
       </w:r>
       <w:r>
@@ -390,7 +462,7 @@
       <w:pPr>
         <w:pStyle w:val="NormalWeb"/>
         <w:rPr>
-          <w:rFonts w:ascii="TH Sarabun New" w:hAnsi="TH Sarabun New" w:cs="TH Sarabun New" w:hint="cs"/>
+          <w:rFonts w:ascii="TH Sarabun New" w:hAnsi="TH Sarabun New" w:cs="TH Sarabun New"/>
           <w:sz w:val="28"/>
           <w:szCs w:val="28"/>
         </w:rPr>
@@ -432,6 +504,212 @@
           <w:szCs w:val="28"/>
         </w:rPr>
         <w:t>Spanning-Tree (Observe a Converged Spanning-Tree Instance)</w:t>
+      </w:r>
+      <w:r>
+        <w:rPr>
+          <w:rStyle w:val="Strong"/>
+          <w:rFonts w:ascii="TH Sarabun New" w:hAnsi="TH Sarabun New" w:cs="TH Sarabun New"/>
+          <w:sz w:val="28"/>
+          <w:szCs w:val="28"/>
+        </w:rPr>
+        <w:br/>
+      </w:r>
+      <w:r>
+        <w:rPr>
+          <w:rFonts w:ascii="TH SarabunPSK" w:hAnsi="TH SarabunPSK" w:cs="TH SarabunPSK"/>
+          <w:noProof/>
+          <w:sz w:val="32"/>
+          <w:szCs w:val="32"/>
+        </w:rPr>
+        <w:drawing>
+          <wp:inline distT="0" distB="0" distL="0" distR="0" wp14:anchorId="670BC419" wp14:editId="53938060">
+            <wp:extent cx="5731510" cy="2288540"/>
+            <wp:effectExtent l="0" t="0" r="0" b="0"/>
+            <wp:docPr id="673877286" name="รูปภาพ 1"/>
+            <wp:cNvGraphicFramePr>
+              <a:graphicFrameLocks xmlns:a="http://schemas.openxmlformats.org/drawingml/2006/main" noChangeAspect="1"/>
+            </wp:cNvGraphicFramePr>
+            <a:graphic xmlns:a="http://schemas.openxmlformats.org/drawingml/2006/main">
+              <a:graphicData uri="http://schemas.openxmlformats.org/drawingml/2006/picture">
+                <pic:pic xmlns:pic="http://schemas.openxmlformats.org/drawingml/2006/picture">
+                  <pic:nvPicPr>
+                    <pic:cNvPr id="673877286" name=""/>
+                    <pic:cNvPicPr/>
+                  </pic:nvPicPr>
+                  <pic:blipFill>
+                    <a:blip r:embed="rId6"/>
+                    <a:stretch>
+                      <a:fillRect/>
+                    </a:stretch>
+                  </pic:blipFill>
+                  <pic:spPr>
+                    <a:xfrm>
+                      <a:off x="0" y="0"/>
+                      <a:ext cx="5731510" cy="2288540"/>
+                    </a:xfrm>
+                    <a:prstGeom prst="rect">
+                      <a:avLst/>
+                    </a:prstGeom>
+                  </pic:spPr>
+                </pic:pic>
+              </a:graphicData>
+            </a:graphic>
+          </wp:inline>
+        </w:drawing>
+      </w:r>
+      <w:r>
+        <w:rPr>
+          <w:rStyle w:val="Strong"/>
+          <w:rFonts w:ascii="TH Sarabun New" w:hAnsi="TH Sarabun New" w:cs="TH Sarabun New"/>
+          <w:sz w:val="28"/>
+          <w:szCs w:val="28"/>
+        </w:rPr>
+        <w:br/>
+      </w:r>
+      <w:r>
+        <w:rPr>
+          <w:rFonts w:ascii="TH SarabunPSK" w:hAnsi="TH SarabunPSK" w:cs="TH SarabunPSK"/>
+          <w:b/>
+          <w:bCs/>
+          <w:noProof/>
+          <w:sz w:val="32"/>
+          <w:szCs w:val="32"/>
+        </w:rPr>
+        <w:drawing>
+          <wp:inline distT="0" distB="0" distL="0" distR="0" wp14:anchorId="64A1CAEB" wp14:editId="2DF27ADB">
+            <wp:extent cx="5401429" cy="2619741"/>
+            <wp:effectExtent l="0" t="0" r="0" b="9525"/>
+            <wp:docPr id="1586943231" name="รูปภาพ 1"/>
+            <wp:cNvGraphicFramePr>
+              <a:graphicFrameLocks xmlns:a="http://schemas.openxmlformats.org/drawingml/2006/main" noChangeAspect="1"/>
+            </wp:cNvGraphicFramePr>
+            <a:graphic xmlns:a="http://schemas.openxmlformats.org/drawingml/2006/main">
+              <a:graphicData uri="http://schemas.openxmlformats.org/drawingml/2006/picture">
+                <pic:pic xmlns:pic="http://schemas.openxmlformats.org/drawingml/2006/picture">
+                  <pic:nvPicPr>
+                    <pic:cNvPr id="1586943231" name=""/>
+                    <pic:cNvPicPr/>
+                  </pic:nvPicPr>
+                  <pic:blipFill>
+                    <a:blip r:embed="rId7"/>
+                    <a:stretch>
+                      <a:fillRect/>
+                    </a:stretch>
+                  </pic:blipFill>
+                  <pic:spPr>
+                    <a:xfrm>
+                      <a:off x="0" y="0"/>
+                      <a:ext cx="5401429" cy="2619741"/>
+                    </a:xfrm>
+                    <a:prstGeom prst="rect">
+                      <a:avLst/>
+                    </a:prstGeom>
+                  </pic:spPr>
+                </pic:pic>
+              </a:graphicData>
+            </a:graphic>
+          </wp:inline>
+        </w:drawing>
+      </w:r>
+      <w:r>
+        <w:rPr>
+          <w:rStyle w:val="Strong"/>
+          <w:rFonts w:ascii="TH Sarabun New" w:hAnsi="TH Sarabun New" w:cs="TH Sarabun New"/>
+          <w:sz w:val="28"/>
+          <w:szCs w:val="28"/>
+        </w:rPr>
+        <w:br/>
+      </w:r>
+      <w:r>
+        <w:rPr>
+          <w:rFonts w:ascii="TH SarabunPSK" w:hAnsi="TH SarabunPSK" w:cs="TH SarabunPSK"/>
+          <w:b/>
+          <w:bCs/>
+          <w:noProof/>
+          <w:sz w:val="32"/>
+          <w:szCs w:val="32"/>
+        </w:rPr>
+        <w:lastRenderedPageBreak/>
+        <w:drawing>
+          <wp:inline distT="0" distB="0" distL="0" distR="0" wp14:anchorId="786F023B" wp14:editId="55B58F9D">
+            <wp:extent cx="5191850" cy="2372056"/>
+            <wp:effectExtent l="0" t="0" r="8890" b="9525"/>
+            <wp:docPr id="441091661" name="รูปภาพ 1"/>
+            <wp:cNvGraphicFramePr>
+              <a:graphicFrameLocks xmlns:a="http://schemas.openxmlformats.org/drawingml/2006/main" noChangeAspect="1"/>
+            </wp:cNvGraphicFramePr>
+            <a:graphic xmlns:a="http://schemas.openxmlformats.org/drawingml/2006/main">
+              <a:graphicData uri="http://schemas.openxmlformats.org/drawingml/2006/picture">
+                <pic:pic xmlns:pic="http://schemas.openxmlformats.org/drawingml/2006/picture">
+                  <pic:nvPicPr>
+                    <pic:cNvPr id="441091661" name=""/>
+                    <pic:cNvPicPr/>
+                  </pic:nvPicPr>
+                  <pic:blipFill>
+                    <a:blip r:embed="rId8"/>
+                    <a:stretch>
+                      <a:fillRect/>
+                    </a:stretch>
+                  </pic:blipFill>
+                  <pic:spPr>
+                    <a:xfrm>
+                      <a:off x="0" y="0"/>
+                      <a:ext cx="5191850" cy="2372056"/>
+                    </a:xfrm>
+                    <a:prstGeom prst="rect">
+                      <a:avLst/>
+                    </a:prstGeom>
+                  </pic:spPr>
+                </pic:pic>
+              </a:graphicData>
+            </a:graphic>
+          </wp:inline>
+        </w:drawing>
+      </w:r>
+      <w:r>
+        <w:rPr>
+          <w:rFonts w:ascii="TH SarabunPSK" w:hAnsi="TH SarabunPSK" w:cs="TH SarabunPSK"/>
+          <w:b/>
+          <w:bCs/>
+          <w:noProof/>
+          <w:sz w:val="32"/>
+          <w:szCs w:val="32"/>
+        </w:rPr>
+        <w:drawing>
+          <wp:inline distT="0" distB="0" distL="0" distR="0" wp14:anchorId="5D88E36C" wp14:editId="67897E6C">
+            <wp:extent cx="5229955" cy="2333951"/>
+            <wp:effectExtent l="0" t="0" r="0" b="9525"/>
+            <wp:docPr id="361119993" name="รูปภาพ 1"/>
+            <wp:cNvGraphicFramePr>
+              <a:graphicFrameLocks xmlns:a="http://schemas.openxmlformats.org/drawingml/2006/main" noChangeAspect="1"/>
+            </wp:cNvGraphicFramePr>
+            <a:graphic xmlns:a="http://schemas.openxmlformats.org/drawingml/2006/main">
+              <a:graphicData uri="http://schemas.openxmlformats.org/drawingml/2006/picture">
+                <pic:pic xmlns:pic="http://schemas.openxmlformats.org/drawingml/2006/picture">
+                  <pic:nvPicPr>
+                    <pic:cNvPr id="361119993" name=""/>
+                    <pic:cNvPicPr/>
+                  </pic:nvPicPr>
+                  <pic:blipFill>
+                    <a:blip r:embed="rId9"/>
+                    <a:stretch>
+                      <a:fillRect/>
+                    </a:stretch>
+                  </pic:blipFill>
+                  <pic:spPr>
+                    <a:xfrm>
+                      <a:off x="0" y="0"/>
+                      <a:ext cx="5229955" cy="2333951"/>
+                    </a:xfrm>
+                    <a:prstGeom prst="rect">
+                      <a:avLst/>
+                    </a:prstGeom>
+                  </pic:spPr>
+                </pic:pic>
+              </a:graphicData>
+            </a:graphic>
+          </wp:inline>
+        </w:drawing>
       </w:r>
     </w:p>
     <w:p>
@@ -442,7 +720,7 @@
           <w:numId w:val="9"/>
         </w:numPr>
         <w:rPr>
-          <w:rFonts w:ascii="TH Sarabun New" w:hAnsi="TH Sarabun New" w:cs="TH Sarabun New" w:hint="cs"/>
+          <w:rFonts w:ascii="TH Sarabun New" w:hAnsi="TH Sarabun New" w:cs="TH Sarabun New"/>
           <w:sz w:val="28"/>
           <w:szCs w:val="28"/>
         </w:rPr>
@@ -687,7 +965,7 @@
               <w:pStyle w:val="NormalWeb"/>
               <w:jc w:val="center"/>
               <w:rPr>
-                <w:rFonts w:ascii="TH Sarabun New" w:hAnsi="TH Sarabun New" w:cs="TH Sarabun New" w:hint="cs"/>
+                <w:rFonts w:ascii="TH Sarabun New" w:hAnsi="TH Sarabun New" w:cs="TH Sarabun New"/>
                 <w:b/>
                 <w:bCs/>
                 <w:sz w:val="28"/>
@@ -741,7 +1019,7 @@
               <w:pStyle w:val="NormalWeb"/>
               <w:jc w:val="center"/>
               <w:rPr>
-                <w:rFonts w:ascii="TH Sarabun New" w:hAnsi="TH Sarabun New" w:cs="TH Sarabun New" w:hint="cs"/>
+                <w:rFonts w:ascii="TH Sarabun New" w:hAnsi="TH Sarabun New" w:cs="TH Sarabun New"/>
                 <w:b/>
                 <w:bCs/>
                 <w:sz w:val="28"/>
@@ -795,7 +1073,7 @@
               <w:pStyle w:val="NormalWeb"/>
               <w:jc w:val="center"/>
               <w:rPr>
-                <w:rFonts w:ascii="TH Sarabun New" w:hAnsi="TH Sarabun New" w:cs="TH Sarabun New" w:hint="cs"/>
+                <w:rFonts w:ascii="TH Sarabun New" w:hAnsi="TH Sarabun New" w:cs="TH Sarabun New"/>
                 <w:b/>
                 <w:bCs/>
                 <w:sz w:val="28"/>
@@ -849,7 +1127,7 @@
               <w:pStyle w:val="NormalWeb"/>
               <w:jc w:val="center"/>
               <w:rPr>
-                <w:rFonts w:ascii="TH Sarabun New" w:hAnsi="TH Sarabun New" w:cs="TH Sarabun New" w:hint="cs"/>
+                <w:rFonts w:ascii="TH Sarabun New" w:hAnsi="TH Sarabun New" w:cs="TH Sarabun New"/>
                 <w:b/>
                 <w:bCs/>
                 <w:sz w:val="28"/>
@@ -924,7 +1202,7 @@
             <w:pPr>
               <w:pStyle w:val="NormalWeb"/>
               <w:rPr>
-                <w:rFonts w:ascii="TH Sarabun New" w:hAnsi="TH Sarabun New" w:cs="TH Sarabun New" w:hint="cs"/>
+                <w:rFonts w:ascii="TH Sarabun New" w:hAnsi="TH Sarabun New" w:cs="TH Sarabun New"/>
                 <w:sz w:val="28"/>
                 <w:szCs w:val="28"/>
               </w:rPr>
@@ -962,7 +1240,7 @@
             <w:pPr>
               <w:pStyle w:val="NormalWeb"/>
               <w:rPr>
-                <w:rFonts w:ascii="TH Sarabun New" w:hAnsi="TH Sarabun New" w:cs="TH Sarabun New" w:hint="cs"/>
+                <w:rFonts w:ascii="TH Sarabun New" w:hAnsi="TH Sarabun New" w:cs="TH Sarabun New"/>
                 <w:sz w:val="28"/>
                 <w:szCs w:val="28"/>
               </w:rPr>
@@ -999,7 +1277,7 @@
             <w:pPr>
               <w:pStyle w:val="NormalWeb"/>
               <w:rPr>
-                <w:rFonts w:ascii="TH Sarabun New" w:hAnsi="TH Sarabun New" w:cs="TH Sarabun New" w:hint="cs"/>
+                <w:rFonts w:ascii="TH Sarabun New" w:hAnsi="TH Sarabun New" w:cs="TH Sarabun New"/>
                 <w:sz w:val="28"/>
                 <w:szCs w:val="28"/>
               </w:rPr>
@@ -1036,7 +1314,7 @@
             <w:pPr>
               <w:pStyle w:val="NormalWeb"/>
               <w:rPr>
-                <w:rFonts w:ascii="TH Sarabun New" w:hAnsi="TH Sarabun New" w:cs="TH Sarabun New" w:hint="cs"/>
+                <w:rFonts w:ascii="TH Sarabun New" w:hAnsi="TH Sarabun New" w:cs="TH Sarabun New"/>
                 <w:sz w:val="28"/>
                 <w:szCs w:val="28"/>
               </w:rPr>
@@ -1074,7 +1352,7 @@
           <w:p>
             <w:pPr>
               <w:rPr>
-                <w:rFonts w:ascii="TH Sarabun New" w:hAnsi="TH Sarabun New" w:cs="TH Sarabun New" w:hint="cs"/>
+                <w:rFonts w:ascii="TH Sarabun New" w:hAnsi="TH Sarabun New" w:cs="TH Sarabun New"/>
                 <w:sz w:val="28"/>
                 <w:szCs w:val="28"/>
               </w:rPr>
@@ -1103,7 +1381,7 @@
             <w:pPr>
               <w:pStyle w:val="NormalWeb"/>
               <w:rPr>
-                <w:rFonts w:ascii="TH Sarabun New" w:hAnsi="TH Sarabun New" w:cs="TH Sarabun New" w:hint="cs"/>
+                <w:rFonts w:ascii="TH Sarabun New" w:hAnsi="TH Sarabun New" w:cs="TH Sarabun New"/>
                 <w:sz w:val="28"/>
                 <w:szCs w:val="28"/>
               </w:rPr>
@@ -1140,7 +1418,7 @@
             <w:pPr>
               <w:pStyle w:val="NormalWeb"/>
               <w:rPr>
-                <w:rFonts w:ascii="TH Sarabun New" w:hAnsi="TH Sarabun New" w:cs="TH Sarabun New" w:hint="cs"/>
+                <w:rFonts w:ascii="TH Sarabun New" w:hAnsi="TH Sarabun New" w:cs="TH Sarabun New"/>
                 <w:sz w:val="28"/>
                 <w:szCs w:val="28"/>
               </w:rPr>
@@ -1177,7 +1455,7 @@
             <w:pPr>
               <w:pStyle w:val="NormalWeb"/>
               <w:rPr>
-                <w:rFonts w:ascii="TH Sarabun New" w:hAnsi="TH Sarabun New" w:cs="TH Sarabun New" w:hint="cs"/>
+                <w:rFonts w:ascii="TH Sarabun New" w:hAnsi="TH Sarabun New" w:cs="TH Sarabun New"/>
                 <w:sz w:val="28"/>
                 <w:szCs w:val="28"/>
               </w:rPr>
@@ -1216,7 +1494,7 @@
             <w:pPr>
               <w:pStyle w:val="NormalWeb"/>
               <w:rPr>
-                <w:rFonts w:ascii="TH Sarabun New" w:hAnsi="TH Sarabun New" w:cs="TH Sarabun New" w:hint="cs"/>
+                <w:rFonts w:ascii="TH Sarabun New" w:hAnsi="TH Sarabun New" w:cs="TH Sarabun New"/>
                 <w:sz w:val="28"/>
                 <w:szCs w:val="28"/>
               </w:rPr>
@@ -1254,7 +1532,7 @@
             <w:pPr>
               <w:pStyle w:val="NormalWeb"/>
               <w:rPr>
-                <w:rFonts w:ascii="TH Sarabun New" w:hAnsi="TH Sarabun New" w:cs="TH Sarabun New" w:hint="cs"/>
+                <w:rFonts w:ascii="TH Sarabun New" w:hAnsi="TH Sarabun New" w:cs="TH Sarabun New"/>
                 <w:sz w:val="28"/>
                 <w:szCs w:val="28"/>
               </w:rPr>
@@ -1291,7 +1569,7 @@
             <w:pPr>
               <w:pStyle w:val="NormalWeb"/>
               <w:rPr>
-                <w:rFonts w:ascii="TH Sarabun New" w:hAnsi="TH Sarabun New" w:cs="TH Sarabun New" w:hint="cs"/>
+                <w:rFonts w:ascii="TH Sarabun New" w:hAnsi="TH Sarabun New" w:cs="TH Sarabun New"/>
                 <w:sz w:val="28"/>
                 <w:szCs w:val="28"/>
               </w:rPr>
@@ -1328,7 +1606,7 @@
             <w:pPr>
               <w:pStyle w:val="NormalWeb"/>
               <w:rPr>
-                <w:rFonts w:ascii="TH Sarabun New" w:hAnsi="TH Sarabun New" w:cs="TH Sarabun New" w:hint="cs"/>
+                <w:rFonts w:ascii="TH Sarabun New" w:hAnsi="TH Sarabun New" w:cs="TH Sarabun New"/>
                 <w:sz w:val="28"/>
                 <w:szCs w:val="28"/>
               </w:rPr>
@@ -1375,7 +1653,7 @@
           <w:p>
             <w:pPr>
               <w:rPr>
-                <w:rFonts w:ascii="TH Sarabun New" w:hAnsi="TH Sarabun New" w:cs="TH Sarabun New" w:hint="cs"/>
+                <w:rFonts w:ascii="TH Sarabun New" w:hAnsi="TH Sarabun New" w:cs="TH Sarabun New"/>
                 <w:sz w:val="28"/>
                 <w:szCs w:val="28"/>
               </w:rPr>
@@ -1404,7 +1682,7 @@
             <w:pPr>
               <w:pStyle w:val="NormalWeb"/>
               <w:rPr>
-                <w:rFonts w:ascii="TH Sarabun New" w:hAnsi="TH Sarabun New" w:cs="TH Sarabun New" w:hint="cs"/>
+                <w:rFonts w:ascii="TH Sarabun New" w:hAnsi="TH Sarabun New" w:cs="TH Sarabun New"/>
                 <w:sz w:val="28"/>
                 <w:szCs w:val="28"/>
               </w:rPr>
@@ -1441,7 +1719,7 @@
             <w:pPr>
               <w:pStyle w:val="NormalWeb"/>
               <w:rPr>
-                <w:rFonts w:ascii="TH Sarabun New" w:hAnsi="TH Sarabun New" w:cs="TH Sarabun New" w:hint="cs"/>
+                <w:rFonts w:ascii="TH Sarabun New" w:hAnsi="TH Sarabun New" w:cs="TH Sarabun New"/>
                 <w:sz w:val="28"/>
                 <w:szCs w:val="28"/>
               </w:rPr>
@@ -1478,7 +1756,7 @@
             <w:pPr>
               <w:pStyle w:val="NormalWeb"/>
               <w:rPr>
-                <w:rFonts w:ascii="TH Sarabun New" w:hAnsi="TH Sarabun New" w:cs="TH Sarabun New" w:hint="cs"/>
+                <w:rFonts w:ascii="TH Sarabun New" w:hAnsi="TH Sarabun New" w:cs="TH Sarabun New"/>
                 <w:sz w:val="28"/>
                 <w:szCs w:val="28"/>
               </w:rPr>
@@ -1526,7 +1804,7 @@
             <w:pPr>
               <w:pStyle w:val="NormalWeb"/>
               <w:rPr>
-                <w:rFonts w:ascii="TH Sarabun New" w:hAnsi="TH Sarabun New" w:cs="TH Sarabun New" w:hint="cs"/>
+                <w:rFonts w:ascii="TH Sarabun New" w:hAnsi="TH Sarabun New" w:cs="TH Sarabun New"/>
                 <w:sz w:val="28"/>
                 <w:szCs w:val="28"/>
               </w:rPr>
@@ -1564,7 +1842,7 @@
             <w:pPr>
               <w:pStyle w:val="NormalWeb"/>
               <w:rPr>
-                <w:rFonts w:ascii="TH Sarabun New" w:hAnsi="TH Sarabun New" w:cs="TH Sarabun New" w:hint="cs"/>
+                <w:rFonts w:ascii="TH Sarabun New" w:hAnsi="TH Sarabun New" w:cs="TH Sarabun New"/>
                 <w:sz w:val="28"/>
                 <w:szCs w:val="28"/>
               </w:rPr>
@@ -1601,7 +1879,7 @@
             <w:pPr>
               <w:pStyle w:val="NormalWeb"/>
               <w:rPr>
-                <w:rFonts w:ascii="TH Sarabun New" w:hAnsi="TH Sarabun New" w:cs="TH Sarabun New" w:hint="cs"/>
+                <w:rFonts w:ascii="TH Sarabun New" w:hAnsi="TH Sarabun New" w:cs="TH Sarabun New"/>
                 <w:sz w:val="28"/>
                 <w:szCs w:val="28"/>
               </w:rPr>
@@ -1638,7 +1916,7 @@
             <w:pPr>
               <w:pStyle w:val="NormalWeb"/>
               <w:rPr>
-                <w:rFonts w:ascii="TH Sarabun New" w:hAnsi="TH Sarabun New" w:cs="TH Sarabun New" w:hint="cs"/>
+                <w:rFonts w:ascii="TH Sarabun New" w:hAnsi="TH Sarabun New" w:cs="TH Sarabun New"/>
                 <w:sz w:val="28"/>
                 <w:szCs w:val="28"/>
               </w:rPr>
@@ -1676,7 +1954,7 @@
           <w:p>
             <w:pPr>
               <w:rPr>
-                <w:rFonts w:ascii="TH Sarabun New" w:hAnsi="TH Sarabun New" w:cs="TH Sarabun New" w:hint="cs"/>
+                <w:rFonts w:ascii="TH Sarabun New" w:hAnsi="TH Sarabun New" w:cs="TH Sarabun New"/>
                 <w:sz w:val="28"/>
                 <w:szCs w:val="28"/>
               </w:rPr>
@@ -1705,7 +1983,7 @@
             <w:pPr>
               <w:pStyle w:val="NormalWeb"/>
               <w:rPr>
-                <w:rFonts w:ascii="TH Sarabun New" w:hAnsi="TH Sarabun New" w:cs="TH Sarabun New" w:hint="cs"/>
+                <w:rFonts w:ascii="TH Sarabun New" w:hAnsi="TH Sarabun New" w:cs="TH Sarabun New"/>
                 <w:sz w:val="28"/>
                 <w:szCs w:val="28"/>
               </w:rPr>
@@ -1742,7 +2020,7 @@
             <w:pPr>
               <w:pStyle w:val="NormalWeb"/>
               <w:rPr>
-                <w:rFonts w:ascii="TH Sarabun New" w:hAnsi="TH Sarabun New" w:cs="TH Sarabun New" w:hint="cs"/>
+                <w:rFonts w:ascii="TH Sarabun New" w:hAnsi="TH Sarabun New" w:cs="TH Sarabun New"/>
                 <w:sz w:val="28"/>
                 <w:szCs w:val="28"/>
               </w:rPr>
@@ -1780,7 +2058,7 @@
             <w:pPr>
               <w:pStyle w:val="NormalWeb"/>
               <w:rPr>
-                <w:rFonts w:ascii="TH Sarabun New" w:hAnsi="TH Sarabun New" w:cs="TH Sarabun New" w:hint="cs"/>
+                <w:rFonts w:ascii="TH Sarabun New" w:hAnsi="TH Sarabun New" w:cs="TH Sarabun New"/>
                 <w:sz w:val="28"/>
                 <w:szCs w:val="28"/>
               </w:rPr>
@@ -1801,14 +2079,15 @@
       <w:pPr>
         <w:pStyle w:val="NormalWeb"/>
         <w:rPr>
-          <w:rFonts w:ascii="TH Sarabun New" w:hAnsi="TH Sarabun New" w:cs="TH Sarabun New" w:hint="cs"/>
-          <w:sz w:val="28"/>
-          <w:szCs w:val="28"/>
-        </w:rPr>
-      </w:pPr>
-      <w:r>
-        <w:rPr>
           <w:rStyle w:val="Strong"/>
+          <w:rFonts w:ascii="TH Sarabun New" w:hAnsi="TH Sarabun New" w:cs="TH Sarabun New"/>
+          <w:sz w:val="28"/>
+          <w:szCs w:val="28"/>
+        </w:rPr>
+      </w:pPr>
+      <w:r>
+        <w:rPr>
+          <w:rStyle w:val="Strong"/>
           <w:rFonts w:ascii="TH Sarabun New" w:hAnsi="TH Sarabun New" w:cs="TH Sarabun New" w:hint="cs"/>
           <w:sz w:val="28"/>
           <w:szCs w:val="28"/>
@@ -1844,7 +2123,7 @@
           <w:szCs w:val="28"/>
           <w:cs/>
         </w:rPr>
-        <w:t>เวอร์เจนซ์</w:t>
+        <w:t>เวอร์</w:t>
       </w:r>
       <w:proofErr w:type="spellEnd"/>
       <w:r>
@@ -1855,6 +2134,28 @@
           <w:szCs w:val="28"/>
           <w:cs/>
         </w:rPr>
+        <w:t>เจน</w:t>
+      </w:r>
+      <w:proofErr w:type="spellStart"/>
+      <w:r>
+        <w:rPr>
+          <w:rStyle w:val="Strong"/>
+          <w:rFonts w:ascii="TH Sarabun New" w:hAnsi="TH Sarabun New" w:cs="TH Sarabun New" w:hint="cs"/>
+          <w:sz w:val="28"/>
+          <w:szCs w:val="28"/>
+          <w:cs/>
+        </w:rPr>
+        <w:t>ซ์</w:t>
+      </w:r>
+      <w:proofErr w:type="spellEnd"/>
+      <w:r>
+        <w:rPr>
+          <w:rStyle w:val="Strong"/>
+          <w:rFonts w:ascii="TH Sarabun New" w:hAnsi="TH Sarabun New" w:cs="TH Sarabun New" w:hint="cs"/>
+          <w:sz w:val="28"/>
+          <w:szCs w:val="28"/>
+          <w:cs/>
+        </w:rPr>
         <w:t xml:space="preserve"> (</w:t>
       </w:r>
       <w:r>
@@ -1865,6 +2166,150 @@
           <w:szCs w:val="28"/>
         </w:rPr>
         <w:t>Observe Spanning-Tree Convergence)</w:t>
+      </w:r>
+    </w:p>
+    <w:p>
+      <w:pPr>
+        <w:pStyle w:val="NormalWeb"/>
+        <w:rPr>
+          <w:rFonts w:ascii="TH Sarabun New" w:hAnsi="TH Sarabun New" w:cs="TH Sarabun New"/>
+          <w:sz w:val="28"/>
+          <w:szCs w:val="28"/>
+        </w:rPr>
+      </w:pPr>
+      <w:r>
+        <w:rPr>
+          <w:rFonts w:ascii="TH SarabunPSK" w:hAnsi="TH SarabunPSK" w:cs="TH SarabunPSK"/>
+          <w:b/>
+          <w:bCs/>
+          <w:noProof/>
+          <w:sz w:val="32"/>
+          <w:szCs w:val="32"/>
+        </w:rPr>
+        <w:lastRenderedPageBreak/>
+        <w:drawing>
+          <wp:inline distT="0" distB="0" distL="0" distR="0" wp14:anchorId="7BC6DD9C" wp14:editId="7DDF173A">
+            <wp:extent cx="5731510" cy="3621405"/>
+            <wp:effectExtent l="0" t="0" r="0" b="0"/>
+            <wp:docPr id="1177886669" name="รูปภาพ 1"/>
+            <wp:cNvGraphicFramePr>
+              <a:graphicFrameLocks xmlns:a="http://schemas.openxmlformats.org/drawingml/2006/main" noChangeAspect="1"/>
+            </wp:cNvGraphicFramePr>
+            <a:graphic xmlns:a="http://schemas.openxmlformats.org/drawingml/2006/main">
+              <a:graphicData uri="http://schemas.openxmlformats.org/drawingml/2006/picture">
+                <pic:pic xmlns:pic="http://schemas.openxmlformats.org/drawingml/2006/picture">
+                  <pic:nvPicPr>
+                    <pic:cNvPr id="1177886669" name=""/>
+                    <pic:cNvPicPr/>
+                  </pic:nvPicPr>
+                  <pic:blipFill>
+                    <a:blip r:embed="rId10"/>
+                    <a:stretch>
+                      <a:fillRect/>
+                    </a:stretch>
+                  </pic:blipFill>
+                  <pic:spPr>
+                    <a:xfrm>
+                      <a:off x="0" y="0"/>
+                      <a:ext cx="5731510" cy="3621405"/>
+                    </a:xfrm>
+                    <a:prstGeom prst="rect">
+                      <a:avLst/>
+                    </a:prstGeom>
+                  </pic:spPr>
+                </pic:pic>
+              </a:graphicData>
+            </a:graphic>
+          </wp:inline>
+        </w:drawing>
+      </w:r>
+      <w:r>
+        <w:rPr>
+          <w:rFonts w:ascii="TH SarabunPSK" w:hAnsi="TH SarabunPSK" w:cs="TH SarabunPSK"/>
+          <w:b/>
+          <w:bCs/>
+          <w:noProof/>
+          <w:sz w:val="32"/>
+          <w:szCs w:val="32"/>
+        </w:rPr>
+        <w:drawing>
+          <wp:inline distT="0" distB="0" distL="0" distR="0" wp14:anchorId="2496358E" wp14:editId="31914C2C">
+            <wp:extent cx="5182323" cy="2333951"/>
+            <wp:effectExtent l="0" t="0" r="0" b="9525"/>
+            <wp:docPr id="842673726" name="รูปภาพ 1"/>
+            <wp:cNvGraphicFramePr>
+              <a:graphicFrameLocks xmlns:a="http://schemas.openxmlformats.org/drawingml/2006/main" noChangeAspect="1"/>
+            </wp:cNvGraphicFramePr>
+            <a:graphic xmlns:a="http://schemas.openxmlformats.org/drawingml/2006/main">
+              <a:graphicData uri="http://schemas.openxmlformats.org/drawingml/2006/picture">
+                <pic:pic xmlns:pic="http://schemas.openxmlformats.org/drawingml/2006/picture">
+                  <pic:nvPicPr>
+                    <pic:cNvPr id="842673726" name=""/>
+                    <pic:cNvPicPr/>
+                  </pic:nvPicPr>
+                  <pic:blipFill>
+                    <a:blip r:embed="rId11"/>
+                    <a:stretch>
+                      <a:fillRect/>
+                    </a:stretch>
+                  </pic:blipFill>
+                  <pic:spPr>
+                    <a:xfrm>
+                      <a:off x="0" y="0"/>
+                      <a:ext cx="5182323" cy="2333951"/>
+                    </a:xfrm>
+                    <a:prstGeom prst="rect">
+                      <a:avLst/>
+                    </a:prstGeom>
+                  </pic:spPr>
+                </pic:pic>
+              </a:graphicData>
+            </a:graphic>
+          </wp:inline>
+        </w:drawing>
+      </w:r>
+      <w:r>
+        <w:rPr>
+          <w:rFonts w:ascii="TH SarabunPSK" w:hAnsi="TH SarabunPSK" w:cs="TH SarabunPSK"/>
+          <w:noProof/>
+          <w:sz w:val="32"/>
+          <w:szCs w:val="32"/>
+        </w:rPr>
+        <w:drawing>
+          <wp:inline distT="0" distB="0" distL="0" distR="0" wp14:anchorId="5E1B535A" wp14:editId="59598912">
+            <wp:extent cx="3877216" cy="1733792"/>
+            <wp:effectExtent l="0" t="0" r="9525" b="0"/>
+            <wp:docPr id="925995040" name="รูปภาพ 1"/>
+            <wp:cNvGraphicFramePr>
+              <a:graphicFrameLocks xmlns:a="http://schemas.openxmlformats.org/drawingml/2006/main" noChangeAspect="1"/>
+            </wp:cNvGraphicFramePr>
+            <a:graphic xmlns:a="http://schemas.openxmlformats.org/drawingml/2006/main">
+              <a:graphicData uri="http://schemas.openxmlformats.org/drawingml/2006/picture">
+                <pic:pic xmlns:pic="http://schemas.openxmlformats.org/drawingml/2006/picture">
+                  <pic:nvPicPr>
+                    <pic:cNvPr id="925995040" name=""/>
+                    <pic:cNvPicPr/>
+                  </pic:nvPicPr>
+                  <pic:blipFill>
+                    <a:blip r:embed="rId12"/>
+                    <a:stretch>
+                      <a:fillRect/>
+                    </a:stretch>
+                  </pic:blipFill>
+                  <pic:spPr>
+                    <a:xfrm>
+                      <a:off x="0" y="0"/>
+                      <a:ext cx="3877216" cy="1733792"/>
+                    </a:xfrm>
+                    <a:prstGeom prst="rect">
+                      <a:avLst/>
+                    </a:prstGeom>
+                  </pic:spPr>
+                </pic:pic>
+              </a:graphicData>
+            </a:graphic>
+          </wp:inline>
+        </w:drawing>
       </w:r>
     </w:p>
     <w:p>
@@ -1875,7 +2320,7 @@
           <w:numId w:val="10"/>
         </w:numPr>
         <w:rPr>
-          <w:rFonts w:ascii="TH Sarabun New" w:hAnsi="TH Sarabun New" w:cs="TH Sarabun New" w:hint="cs"/>
+          <w:rFonts w:ascii="TH Sarabun New" w:hAnsi="TH Sarabun New" w:cs="TH Sarabun New"/>
           <w:sz w:val="28"/>
           <w:szCs w:val="28"/>
         </w:rPr>
@@ -1888,7 +2333,6 @@
           <w:szCs w:val="28"/>
           <w:cs/>
         </w:rPr>
-        <w:lastRenderedPageBreak/>
         <w:t>จำลองการขาดของสายเคเบิล:</w:t>
       </w:r>
       <w:r>
@@ -1951,7 +2395,7 @@
           <w:numId w:val="10"/>
         </w:numPr>
         <w:rPr>
-          <w:rFonts w:ascii="TH Sarabun New" w:hAnsi="TH Sarabun New" w:cs="TH Sarabun New" w:hint="cs"/>
+          <w:rFonts w:ascii="TH Sarabun New" w:hAnsi="TH Sarabun New" w:cs="TH Sarabun New"/>
           <w:sz w:val="28"/>
           <w:szCs w:val="28"/>
         </w:rPr>
@@ -2025,7 +2469,27 @@
           <w:szCs w:val="28"/>
           <w:cs/>
         </w:rPr>
-        <w:t>เวอร์เจนซ์</w:t>
+        <w:t>เวอร์</w:t>
+      </w:r>
+      <w:proofErr w:type="spellEnd"/>
+      <w:r>
+        <w:rPr>
+          <w:rFonts w:ascii="TH Sarabun New" w:hAnsi="TH Sarabun New" w:cs="TH Sarabun New" w:hint="cs"/>
+          <w:sz w:val="28"/>
+          <w:szCs w:val="28"/>
+          <w:cs/>
+        </w:rPr>
+        <w:t>เจน</w:t>
+      </w:r>
+      <w:proofErr w:type="spellStart"/>
+      <w:r>
+        <w:rPr>
+          <w:rFonts w:ascii="TH Sarabun New" w:hAnsi="TH Sarabun New" w:cs="TH Sarabun New" w:hint="cs"/>
+          <w:sz w:val="28"/>
+          <w:szCs w:val="28"/>
+          <w:cs/>
+        </w:rPr>
+        <w:t>ซ์</w:t>
       </w:r>
       <w:proofErr w:type="spellEnd"/>
       <w:r>
@@ -2063,7 +2527,7 @@
           <w:numId w:val="10"/>
         </w:numPr>
         <w:rPr>
-          <w:rFonts w:ascii="TH Sarabun New" w:hAnsi="TH Sarabun New" w:cs="TH Sarabun New" w:hint="cs"/>
+          <w:rFonts w:ascii="TH Sarabun New" w:hAnsi="TH Sarabun New" w:cs="TH Sarabun New"/>
           <w:sz w:val="28"/>
           <w:szCs w:val="28"/>
         </w:rPr>
@@ -2075,6 +2539,7 @@
           <w:sz w:val="28"/>
           <w:szCs w:val="28"/>
         </w:rPr>
+        <w:lastRenderedPageBreak/>
         <w:t>Blocking (BLK):</w:t>
       </w:r>
       <w:r>
@@ -2103,7 +2568,7 @@
           <w:numId w:val="10"/>
         </w:numPr>
         <w:rPr>
-          <w:rFonts w:ascii="TH Sarabun New" w:hAnsi="TH Sarabun New" w:cs="TH Sarabun New" w:hint="cs"/>
+          <w:rFonts w:ascii="TH Sarabun New" w:hAnsi="TH Sarabun New" w:cs="TH Sarabun New"/>
           <w:sz w:val="28"/>
           <w:szCs w:val="28"/>
         </w:rPr>
@@ -2160,7 +2625,7 @@
           <w:numId w:val="10"/>
         </w:numPr>
         <w:rPr>
-          <w:rFonts w:ascii="TH Sarabun New" w:hAnsi="TH Sarabun New" w:cs="TH Sarabun New" w:hint="cs"/>
+          <w:rFonts w:ascii="TH Sarabun New" w:hAnsi="TH Sarabun New" w:cs="TH Sarabun New"/>
           <w:sz w:val="28"/>
           <w:szCs w:val="28"/>
         </w:rPr>
@@ -2217,7 +2682,7 @@
           <w:numId w:val="10"/>
         </w:numPr>
         <w:rPr>
-          <w:rFonts w:ascii="TH Sarabun New" w:hAnsi="TH Sarabun New" w:cs="TH Sarabun New" w:hint="cs"/>
+          <w:rFonts w:ascii="TH Sarabun New" w:hAnsi="TH Sarabun New" w:cs="TH Sarabun New"/>
           <w:sz w:val="28"/>
           <w:szCs w:val="28"/>
         </w:rPr>
@@ -2275,7 +2740,7 @@
           <w:numId w:val="10"/>
         </w:numPr>
         <w:rPr>
-          <w:rFonts w:ascii="TH Sarabun New" w:hAnsi="TH Sarabun New" w:cs="TH Sarabun New" w:hint="cs"/>
+          <w:rFonts w:ascii="TH Sarabun New" w:hAnsi="TH Sarabun New" w:cs="TH Sarabun New"/>
           <w:sz w:val="28"/>
           <w:szCs w:val="28"/>
         </w:rPr>
@@ -2407,7 +2872,7 @@
       <w:pPr>
         <w:pStyle w:val="Heading4"/>
         <w:rPr>
-          <w:rFonts w:ascii="TH Sarabun New" w:hAnsi="TH Sarabun New" w:cs="TH Sarabun New" w:hint="cs"/>
+          <w:rFonts w:ascii="TH Sarabun New" w:hAnsi="TH Sarabun New" w:cs="TH Sarabun New"/>
           <w:sz w:val="28"/>
           <w:szCs w:val="28"/>
         </w:rPr>
@@ -2438,7 +2903,7 @@
           <w:numId w:val="11"/>
         </w:numPr>
         <w:rPr>
-          <w:rFonts w:ascii="TH Sarabun New" w:hAnsi="TH Sarabun New" w:cs="TH Sarabun New" w:hint="cs"/>
+          <w:rFonts w:ascii="TH Sarabun New" w:hAnsi="TH Sarabun New" w:cs="TH Sarabun New"/>
           <w:sz w:val="28"/>
           <w:szCs w:val="28"/>
         </w:rPr>
@@ -2496,7 +2961,7 @@
           <w:numId w:val="11"/>
         </w:numPr>
         <w:rPr>
-          <w:rFonts w:ascii="TH Sarabun New" w:hAnsi="TH Sarabun New" w:cs="TH Sarabun New" w:hint="cs"/>
+          <w:rFonts w:ascii="TH Sarabun New" w:hAnsi="TH Sarabun New" w:cs="TH Sarabun New"/>
           <w:sz w:val="28"/>
           <w:szCs w:val="28"/>
         </w:rPr>
@@ -2571,7 +3036,7 @@
           <w:numId w:val="11"/>
         </w:numPr>
         <w:rPr>
-          <w:rFonts w:ascii="TH Sarabun New" w:hAnsi="TH Sarabun New" w:cs="TH Sarabun New" w:hint="cs"/>
+          <w:rFonts w:ascii="TH Sarabun New" w:hAnsi="TH Sarabun New" w:cs="TH Sarabun New"/>
           <w:sz w:val="28"/>
           <w:szCs w:val="28"/>
         </w:rPr>
@@ -2663,7 +3128,7 @@
           <w:numId w:val="11"/>
         </w:numPr>
         <w:rPr>
-          <w:rFonts w:ascii="TH Sarabun New" w:hAnsi="TH Sarabun New" w:cs="TH Sarabun New" w:hint="cs"/>
+          <w:rFonts w:ascii="TH Sarabun New" w:hAnsi="TH Sarabun New" w:cs="TH Sarabun New"/>
           <w:sz w:val="28"/>
           <w:szCs w:val="28"/>
         </w:rPr>
@@ -2759,7 +3224,7 @@
           <w:numId w:val="11"/>
         </w:numPr>
         <w:rPr>
-          <w:rFonts w:ascii="TH Sarabun New" w:hAnsi="TH Sarabun New" w:cs="TH Sarabun New" w:hint="cs"/>
+          <w:rFonts w:ascii="TH Sarabun New" w:hAnsi="TH Sarabun New" w:cs="TH Sarabun New"/>
           <w:sz w:val="28"/>
           <w:szCs w:val="28"/>
         </w:rPr>
@@ -2817,7 +3282,7 @@
           <w:numId w:val="11"/>
         </w:numPr>
         <w:rPr>
-          <w:rFonts w:ascii="TH Sarabun New" w:hAnsi="TH Sarabun New" w:cs="TH Sarabun New" w:hint="cs"/>
+          <w:rFonts w:ascii="TH Sarabun New" w:hAnsi="TH Sarabun New" w:cs="TH Sarabun New"/>
           <w:sz w:val="28"/>
           <w:szCs w:val="28"/>
         </w:rPr>
@@ -2926,7 +3391,7 @@
           <w:numId w:val="11"/>
         </w:numPr>
         <w:rPr>
-          <w:rFonts w:ascii="TH Sarabun New" w:hAnsi="TH Sarabun New" w:cs="TH Sarabun New" w:hint="cs"/>
+          <w:rFonts w:ascii="TH Sarabun New" w:hAnsi="TH Sarabun New" w:cs="TH Sarabun New"/>
           <w:sz w:val="28"/>
           <w:szCs w:val="28"/>
         </w:rPr>
@@ -3001,7 +3466,7 @@
           <w:numId w:val="11"/>
         </w:numPr>
         <w:rPr>
-          <w:rFonts w:ascii="TH Sarabun New" w:hAnsi="TH Sarabun New" w:cs="TH Sarabun New" w:hint="cs"/>
+          <w:rFonts w:ascii="TH Sarabun New" w:hAnsi="TH Sarabun New" w:cs="TH Sarabun New"/>
           <w:sz w:val="28"/>
           <w:szCs w:val="28"/>
         </w:rPr>
@@ -3075,7 +3540,27 @@
           <w:szCs w:val="28"/>
           <w:cs/>
         </w:rPr>
-        <w:t>แบนด์วิดท์</w:t>
+        <w:t>แบนด์</w:t>
+      </w:r>
+      <w:proofErr w:type="spellEnd"/>
+      <w:r>
+        <w:rPr>
+          <w:rFonts w:ascii="TH Sarabun New" w:hAnsi="TH Sarabun New" w:cs="TH Sarabun New" w:hint="cs"/>
+          <w:sz w:val="28"/>
+          <w:szCs w:val="28"/>
+          <w:cs/>
+        </w:rPr>
+        <w:t>วิด</w:t>
+      </w:r>
+      <w:proofErr w:type="spellStart"/>
+      <w:r>
+        <w:rPr>
+          <w:rFonts w:ascii="TH Sarabun New" w:hAnsi="TH Sarabun New" w:cs="TH Sarabun New" w:hint="cs"/>
+          <w:sz w:val="28"/>
+          <w:szCs w:val="28"/>
+          <w:cs/>
+        </w:rPr>
+        <w:t>ท์</w:t>
       </w:r>
       <w:proofErr w:type="spellEnd"/>
       <w:r>
@@ -3096,7 +3581,7 @@
           <w:numId w:val="11"/>
         </w:numPr>
         <w:rPr>
-          <w:rFonts w:ascii="TH Sarabun New" w:hAnsi="TH Sarabun New" w:cs="TH Sarabun New" w:hint="cs"/>
+          <w:rFonts w:ascii="TH Sarabun New" w:hAnsi="TH Sarabun New" w:cs="TH Sarabun New"/>
           <w:sz w:val="28"/>
           <w:szCs w:val="28"/>
         </w:rPr>
@@ -3188,7 +3673,7 @@
           <w:numId w:val="11"/>
         </w:numPr>
         <w:rPr>
-          <w:rFonts w:ascii="TH Sarabun New" w:hAnsi="TH Sarabun New" w:cs="TH Sarabun New" w:hint="cs"/>
+          <w:rFonts w:ascii="TH Sarabun New" w:hAnsi="TH Sarabun New" w:cs="TH Sarabun New"/>
           <w:sz w:val="28"/>
           <w:szCs w:val="28"/>
         </w:rPr>
@@ -3259,7 +3744,7 @@
       <w:pPr>
         <w:pStyle w:val="Heading4"/>
         <w:rPr>
-          <w:rFonts w:ascii="TH Sarabun New" w:hAnsi="TH Sarabun New" w:cs="TH Sarabun New" w:hint="cs"/>
+          <w:rFonts w:ascii="TH Sarabun New" w:hAnsi="TH Sarabun New" w:cs="TH Sarabun New"/>
           <w:sz w:val="28"/>
           <w:szCs w:val="28"/>
         </w:rPr>
@@ -3286,7 +3771,7 @@
       <w:pPr>
         <w:pStyle w:val="NormalWeb"/>
         <w:rPr>
-          <w:rFonts w:ascii="TH Sarabun New" w:hAnsi="TH Sarabun New" w:cs="TH Sarabun New" w:hint="cs"/>
+          <w:rFonts w:ascii="TH Sarabun New" w:hAnsi="TH Sarabun New" w:cs="TH Sarabun New"/>
           <w:sz w:val="28"/>
           <w:szCs w:val="28"/>
         </w:rPr>
@@ -3393,7 +3878,7 @@
           <w:szCs w:val="28"/>
           <w:cs/>
         </w:rPr>
-        <w:t>ปลดล็</w:t>
+        <w:t>ปล</w:t>
       </w:r>
       <w:proofErr w:type="spellEnd"/>
       <w:r>
@@ -3403,7 +3888,7 @@
           <w:szCs w:val="28"/>
           <w:cs/>
         </w:rPr>
-        <w:t xml:space="preserve">อกพอร์ตสำรองให้กลับมาใช้งานได้ในสถานะ </w:t>
+        <w:t xml:space="preserve">ดล็อกพอร์ตสำรองให้กลับมาใช้งานได้ในสถานะ </w:t>
       </w:r>
       <w:r>
         <w:rPr>
@@ -3426,7 +3911,7 @@
     <w:p>
       <w:pPr>
         <w:rPr>
-          <w:rFonts w:ascii="TH Sarabun New" w:hAnsi="TH Sarabun New" w:cs="TH Sarabun New" w:hint="cs"/>
+          <w:rFonts w:ascii="TH Sarabun New" w:hAnsi="TH Sarabun New" w:cs="TH Sarabun New"/>
           <w:sz w:val="28"/>
           <w:szCs w:val="28"/>
           <w:cs/>
@@ -3457,7 +3942,7 @@
                     <pic:cNvPicPr/>
                   </pic:nvPicPr>
                   <pic:blipFill>
-                    <a:blip r:embed="rId5">
+                    <a:blip r:embed="rId13">
                       <a:extLst>
                         <a:ext uri="{28A0092B-C50C-407E-A947-70E740481C1C}">
                           <a14:useLocalDpi xmlns:a14="http://schemas.microsoft.com/office/drawing/2010/main" val="0"/>
